--- a/Tailored_CVs/Shinoy_Webbing_Workflow_Developer_and_Tester.docx
+++ b/Tailored_CVs/Shinoy_Webbing_Workflow_Developer_and_Tester.docx
@@ -70,7 +70,7 @@
           <w:b w:val="0"/>
           <w:sz w:val="19"/>
         </w:rPr>
-        <w:t>I am a QA Automation Engineer with over 8 years of experience building scalable test frameworks and CI/CD pipelines. My background includes writing automated test suites, validating backend databases, and integrating test processes into deployment pipelines. I hold a valid EU residence permit and am ready to contribute to your workflow development and testing needs.</w:t>
+        <w:t>QA Automation Engineer with over 8 years of experience building scalable automation frameworks and validation pipelines for financial clients. I have hands-on experience developing test infrastructure with Java and Python, alongside integrating automated tests into CI/CD workflows using Jenkins, Docker, and AWS. Currently holding a valid EU residence permit in the Netherlands, I am available to start immediately and excited to bring my testing expertise to Webbing.</w:t>
       </w:r>
     </w:p>
     <w:p>
@@ -288,7 +288,7 @@
           <w:b w:val="0"/>
           <w:sz w:val="18"/>
         </w:rPr>
-        <w:t>▸ Developed and maintained automated regression test suites and CI/CD pipelines using Jenkins, AWS, and Terraform.</w:t>
+        <w:t>▸ Implemented CI/CD pipelines and ran automated regression test builds via Jenkins while provisioning underlying test environments using Terraform and AWS.</w:t>
       </w:r>
     </w:p>
     <w:p>
@@ -301,7 +301,7 @@
           <w:b w:val="0"/>
           <w:sz w:val="18"/>
         </w:rPr>
-        <w:t>▸ Executed complex Oracle SQL queries to validate backend data integrity and support endtoend testing workflows.</w:t>
+        <w:t>▸ Migrated a SeleniumJava framework to Playwright TypeScript for endtoend workflows within a microservices architecture, boosting execution efficiency.</w:t>
       </w:r>
     </w:p>
     <w:p>
@@ -314,7 +314,7 @@
           <w:b w:val="0"/>
           <w:sz w:val="18"/>
         </w:rPr>
-        <w:t>▸ Streamlined test generation scripts and deployment workflows utilizing Gemini Code Assist.</w:t>
+        <w:t>▸ Executed complex SQL queries to validate massive datasets and ensure strict data integrity across backend workflows.</w:t>
       </w:r>
     </w:p>
     <w:p>
@@ -327,7 +327,7 @@
           <w:b w:val="0"/>
           <w:sz w:val="18"/>
         </w:rPr>
-        <w:t>▸ Partnered with crossfunctional teams to translate business requirements into technical testing strategies and reduce defect leakage.</w:t>
+        <w:t>▸ Streamlined complex test generation and deployment scripts utilizing AI tools like Gemini Code Assist to improve delivery speed.</w:t>
       </w:r>
     </w:p>
     <w:p>
